--- a/docs/AllianceClientPortal-DeploymentBrief.docx
+++ b/docs/AllianceClientPortal-DeploymentBrief.docx
@@ -42,7 +42,7 @@
           <w:sz w:val="20"/>
           <w:szCs w:val="20"/>
         </w:rPr>
-        <w:t xml:space="preserve">Prepared 29 July 2026 · Source branch: claude/salesforce-portal-build-ikpfyu</w:t>
+        <w:t xml:space="preserve">Prepared 31 July 2026 · Source branch: claude/salesforce-portal-build-ikpfyu</w:t>
       </w:r>
     </w:p>
     <w:p>
@@ -115,20 +115,20 @@
         <w:spacing w:after="100"/>
       </w:pPr>
       <w:r>
-        <w:t xml:space="preserve">142 automated front-end tests (Jest) pass, covering every component’s logic — see Section 9.</w:t>
-      </w:r>
-    </w:p>
-    <w:p>
-      <w:pPr>
-        <w:pStyle w:val="ListParagraph"/>
-        <w:numPr>
-          <w:ilvl w:val="0"/>
-          <w:numId w:val="1"/>
-        </w:numPr>
-        <w:spacing w:after="100"/>
-      </w:pPr>
-      <w:r>
-        <w:t xml:space="preserve">Since the last review: Priority was narrowed from four values (Low/Medium/High/Urgent) to two (Standard/Urgent), Urgent requests are now visually highlighted in My Requests, My Requests/Reporting/Invoices all gained a mobile-friendly card layout below phone/tablet width, and a real mobile bug (PDF/CSV downloads silently failing on iOS Safari) was found and fixed — see Sections 3.1 and 3.3.</w:t>
+        <w:t xml:space="preserve">162 automated front-end tests (Jest) pass, covering every component’s logic — see Section 9.</w:t>
+      </w:r>
+    </w:p>
+    <w:p>
+      <w:pPr>
+        <w:pStyle w:val="ListParagraph"/>
+        <w:numPr>
+          <w:ilvl w:val="0"/>
+          <w:numId w:val="1"/>
+        </w:numPr>
+        <w:spacing w:after="100"/>
+      </w:pPr>
+      <w:r>
+        <w:t xml:space="preserve">Since the last review: Priority was narrowed from four values (Low/Medium/High/Urgent) to two (Standard/Urgent), Urgent requests are now visually highlighted in My Requests, My Requests/Reporting/Invoices all gained a mobile-friendly card layout below phone/tablet width, and a real mobile bug (PDF/CSV downloads silently failing on iOS Safari) was found and fixed — see Sections 3.1 and 3.3. Since that review: Request Staff gained a required, read-only Requested By field (auto-filled from the logged-in user) and the ability to book the same shift across a block of dates in one submission; My Requests gained a manual Shift Date filter and a Cancelled By field that is likewise set automatically (not typed) when a cancellation is confirmed — see Sections 3.1 and 3.3.</w:t>
       </w:r>
     </w:p>
     <w:p>
@@ -523,7 +523,7 @@
                 <w:sz w:val="19"/>
                 <w:szCs w:val="19"/>
               </w:rPr>
-              <w:t xml:space="preserve">Role__c (restricted picklist — see below), Specialty__c, Shift_Date__c, Start_Time__c, End_Time__c, Quantity__c, Priority__c, Notes__c, Status__c (Submitted / Being Worked / Broadcasted / Filled / Unable to Fill / Cancelled), Broadcasted_Date__c, Last_Status_Update__c, Assigned_Contact__c, Cancellation_Requested__c, External_Demand_Id__c</w:t>
+              <w:t xml:space="preserve">Role__c (restricted picklist — see below), Specialty__c, Shift_Date__c, Start_Time__c, End_Time__c, Quantity__c, Priority__c, Notes__c, Status__c (Submitted / Being Worked / Broadcasted / Filled / Unable to Fill / Cancelled), Broadcasted_Date__c, Last_Status_Update__c, Assigned_Contact__c, Cancellation_Requested__c, External_Demand_Id__c, Requested_By__c (required), Cancelled_By__c</w:t>
             </w:r>
           </w:p>
         </w:tc>
@@ -543,7 +543,7 @@
                 <w:sz w:val="19"/>
                 <w:szCs w:val="19"/>
               </w:rPr>
-              <w:t xml:space="preserve">The core record: a client’s shift/staff demand request. This is the object most likely to overlap with Bullhorn’s own data — see Section 5.</w:t>
+              <w:t xml:space="preserve">The core record: a client’s shift/staff demand request. This is the object most likely to overlap with Bullhorn’s own data — see Section 5. Requested_By__c (who at the facility asked for the shift) and Cancelled_By__c (who confirmed a cancellation) were added since the last review — both are plain text, and both are set from the logged-in portal user rather than requiring manual entry.</w:t>
             </w:r>
           </w:p>
         </w:tc>
@@ -667,7 +667,7 @@
                 <w:sz w:val="19"/>
                 <w:szCs w:val="19"/>
               </w:rPr>
-              <w:t xml:space="preserve">n/a — two fields added to the standard object</w:t>
+              <w:t xml:space="preserve">n/a — three fields added to the standard object</w:t>
             </w:r>
           </w:p>
         </w:tc>
@@ -687,7 +687,7 @@
                 <w:sz w:val="19"/>
                 <w:szCs w:val="19"/>
               </w:rPr>
-              <w:t xml:space="preserve">Portal_Request_Type__c (General Query / Cancellation Request), Related_Staffing_Request__c (lookup → Staffing_Request__c)</w:t>
+              <w:t xml:space="preserve">Portal_Request_Type__c (General Query / Cancellation Request), Related_Staffing_Request__c (lookup → Staffing_Request__c), Cancelled_By__c</w:t>
             </w:r>
           </w:p>
         </w:tc>
@@ -718,7 +718,7 @@
         <w:spacing w:after="160"/>
       </w:pPr>
       <w:r>
-        <w:t xml:space="preserve">Two fields worth calling out specifically:</w:t>
+        <w:t xml:space="preserve">A few fields worth calling out specifically:</w:t>
       </w:r>
     </w:p>
     <w:p>
@@ -758,6 +758,32 @@
       </w:pPr>
       <w:r>
         <w:t xml:space="preserve">Priority__c — also a restricted picklist, narrowed since the last review from four values (Low/Medium/High/Urgent) to two: Standard (the default) and Urgent. Same constraint as Role__c applies — the Request Staff form’s Priority dropdown must exactly match this two-value list.</w:t>
+      </w:r>
+    </w:p>
+    <w:p>
+      <w:pPr>
+        <w:pStyle w:val="ListParagraph"/>
+        <w:numPr>
+          <w:ilvl w:val="0"/>
+          <w:numId w:val="1"/>
+        </w:numPr>
+        <w:spacing w:after="100"/>
+      </w:pPr>
+      <w:r>
+        <w:t xml:space="preserve">Requested_By__c — a required text field capturing who at the facility is actually asking for the shift. The Request Staff form’s input is read-only, pre-filled automatically from the logged-in portal user’s name (via PortalUserBadgeController.getCurrentUserBadge()) rather than typed — there is no scenario in this portal where one user submits a request “as” someone else.</w:t>
+      </w:r>
+    </w:p>
+    <w:p>
+      <w:pPr>
+        <w:pStyle w:val="ListParagraph"/>
+        <w:numPr>
+          <w:ilvl w:val="0"/>
+          <w:numId w:val="1"/>
+        </w:numPr>
+        <w:spacing w:after="100"/>
+      </w:pPr>
+      <w:r>
+        <w:t xml:space="preserve">Cancelled_By__c — records who confirmed a cancellation, added on both Staffing_Request__c and Case (the latter portal-writable). Also set automatically from the logged-in user, the same way as Requested_By__c, rather than typed into a prompt.</w:t>
       </w:r>
     </w:p>
     <w:p>
@@ -1094,7 +1120,7 @@
                 <w:sz w:val="19"/>
                 <w:szCs w:val="19"/>
               </w:rPr>
-              <w:t xml:space="preserve">Returns the current user’s name and Account name for the site-header badge.</w:t>
+              <w:t xml:space="preserve">Returns the current user’s name and Account name for the site-header badge. Also called from requestStaffForm (to pre-fill the read-only Requested By field) and myStaffingRequests (to set Cancelled By automatically on a cancellation) — the same one method backs all three.</w:t>
             </w:r>
           </w:p>
         </w:tc>
@@ -1257,7 +1283,7 @@
                 <w:sz w:val="19"/>
                 <w:szCs w:val="19"/>
               </w:rPr>
-              <w:t xml:space="preserve">Creates the Case and sends a confirmation email summarising the request. For a Cancellation Request tied to a specific Staffing Request, also flags that record’s Cancellation_Requested__c — after independently confirming, the same way as above, that the record actually belongs to the requesting user’s Account.</w:t>
+              <w:t xml:space="preserve">Creates the Case and sends a confirmation email summarising the request. For a Cancellation Request tied to a specific Staffing Request, also flags that record’s Cancellation_Requested__c and copies Cancelled_By__c onto it — after independently confirming, the same way as above, that the record actually belongs to the requesting user’s Account.</w:t>
             </w:r>
           </w:p>
         </w:tc>
@@ -2096,7 +2122,7 @@
         <w:spacing w:after="160"/>
       </w:pPr>
       <w:r>
-        <w:t xml:space="preserve">Every class above has a matching @isTest class (19 Apex test classes, including one for each new utility above, plus a shared TestDataFactory). See Section 9 for what running them against a real connected org actually found.</w:t>
+        <w:t xml:space="preserve">Every class above has a matching @isTest class (20 Apex test classes, including one for each new utility above, plus a shared TestDataFactory). See Section 9 for what running them against a real connected org actually found.</w:t>
       </w:r>
     </w:p>
     <w:p>
@@ -2321,7 +2347,7 @@
                 <w:sz w:val="19"/>
                 <w:szCs w:val="19"/>
               </w:rPr>
-              <w:t xml:space="preserve">Submits a new shift/staff request against the 16-value Role list (Section 3.1). Blocks a Shift Date before today (date picker minimum plus a submit-time check), End Time equal to Start Time, and any missing required field, all with a guaranteed inline banner. Submit shows a "Submitting…" label and spinner while the Apex call is in flight.</w:t>
+              <w:t xml:space="preserve">Submits a new shift/staff request against the 16-value Role list (Section 3.1). Can now book the same shift across a block of multiple dates in one submission, via a new multi-select calendar component (blockDatePicker) in place of the old single Shift Date field — one Apex call per selected date, all in flight together, with partial failures reported individually. Requested By is a required, read-only field pre-filled from the logged-in user. Blocks a Shift Date before today (date picker minimum plus a submit-time check), End Time equal to Start Time, and any missing required field, all with a guaranteed inline banner. Submit shows a "Submitting…" label and spinner while the Apex call is in flight.</w:t>
             </w:r>
           </w:p>
         </w:tc>
@@ -2383,7 +2409,7 @@
                 <w:sz w:val="19"/>
                 <w:szCs w:val="19"/>
               </w:rPr>
-              <w:t xml:space="preserve">Lists and tracks every request, with an Assigned Contact column and a compact Action-column dropdown (first column) offering Request Cancellation per row — this used to be a separate step on the Support/Query screen; it now lives on the specific request it applies to, and reuses the same Case-creation path Support already used. Defaults to sorting by Shift Date ascending (soonest first). An Urgent-priority request is now visually highlighted — its Priority cell renders as a small red pill instead of plain text, so it doesn’t blend in with Standard rows. Supports deep-link filters (from a Home tile or Calendar booking), a search box, sortable columns, and pagination at 10 rows per page — all client-side, no new Apex. Below a phone/tablet-width viewport, the table becomes a per-row card showing Request/Facility/Role/Shift Date/Start Time/Status/Action by default, with the remaining fields behind a "Show more" toggle per card.</w:t>
+              <w:t xml:space="preserve">Lists and tracks every request, with an Assigned Contact column and a compact Action-column dropdown (first column) offering Request Cancellation per row — this used to be a separate step on the Support/Query screen; it now lives on the specific request it applies to, and reuses the same Case-creation path Support already used. Defaults to sorting by Shift Date ascending (soonest first). An Urgent-priority request is now visually highlighted — its Priority cell renders as a small red pill instead of plain text, so it doesn’t blend in with Standard rows. Supports deep-link filters (from a Home tile or Calendar booking), a search box, sortable columns, and pagination at 10 rows per page — all client-side, no new Apex. Below a phone/tablet-width viewport, the table becomes a per-row card showing Request/Facility/Role/Shift Date/Start Time/Status/Action by default, with the remaining fields behind a "Show more" toggle per card. Requested By and Cancelled By are now columns here too (secondary fields on the mobile card), and a manual Shift Date filter sits next to the search box. Confirming a cancellation sets Cancelled By automatically from the logged-in user — nothing is typed.</w:t>
             </w:r>
           </w:p>
         </w:tc>
@@ -3678,7 +3704,7 @@
         <w:spacing w:after="100"/>
       </w:pPr>
       <w:r>
-        <w:t xml:space="preserve">142 Jest unit tests across all 16 Lightning Web Component bundles (12 user-facing components plus 4 shared, non-visual utility modules) — all passing.</w:t>
+        <w:t xml:space="preserve">162 Jest unit tests across all 17 Lightning Web Component bundles (13 user-facing components plus 4 shared, non-visual utility modules) — all passing.</w:t>
       </w:r>
     </w:p>
     <w:p>
